--- a/docs/SIGE_UCAO_Complements_Memoire.docx
+++ b/docs/SIGE_UCAO_Complements_Memoire.docx
@@ -3515,7 +3515,7 @@
       <w:rFonts w:asciiTheme="majorHAnsi" w:cstheme="majorBidi" w:eastAsiaTheme="majorEastAsia" w:hAnsiTheme="majorHAnsi"/>
       <w:b/>
       <w:bCs/>
-      <w:color w:themeColor="accent1" w:themeShade="B5" w:val="345A8A"/>
+      <w:color w:themeColor="accent1" w:themeShade="B5" w:val="2563EB"/>
       <w:sz w:val="36"/>
       <w:szCs w:val="36"/>
     </w:rPr>
@@ -3595,7 +3595,7 @@
       <w:rFonts w:asciiTheme="majorHAnsi" w:cstheme="majorBidi" w:eastAsiaTheme="majorEastAsia" w:hAnsiTheme="majorHAnsi"/>
       <w:b/>
       <w:bCs/>
-      <w:color w:themeColor="accent1" w:val="4F81BD"/>
+      <w:color w:themeColor="accent1" w:val="2563EB"/>
       <w:sz w:val="32"/>
       <w:szCs w:val="32"/>
     </w:rPr>
@@ -3617,7 +3617,7 @@
       <w:rFonts w:asciiTheme="majorHAnsi" w:cstheme="majorBidi" w:eastAsiaTheme="majorEastAsia" w:hAnsiTheme="majorHAnsi"/>
       <w:b/>
       <w:bCs/>
-      <w:color w:themeColor="accent1" w:val="4F81BD"/>
+      <w:color w:themeColor="accent1" w:val="2563EB"/>
       <w:sz w:val="28"/>
       <w:szCs w:val="28"/>
     </w:rPr>
@@ -3639,7 +3639,7 @@
       <w:rFonts w:asciiTheme="majorHAnsi" w:cstheme="majorBidi" w:eastAsiaTheme="majorEastAsia" w:hAnsiTheme="majorHAnsi"/>
       <w:b/>
       <w:bCs/>
-      <w:color w:themeColor="accent1" w:val="4F81BD"/>
+      <w:color w:themeColor="accent1" w:val="2563EB"/>
       <w:sz w:val="24"/>
       <w:szCs w:val="24"/>
     </w:rPr>
@@ -3661,7 +3661,7 @@
       <w:rFonts w:asciiTheme="majorHAnsi" w:cstheme="majorBidi" w:eastAsiaTheme="majorEastAsia" w:hAnsiTheme="majorHAnsi"/>
       <w:i/>
       <w:bCs/>
-      <w:color w:themeColor="accent1" w:val="4F81BD"/>
+      <w:color w:themeColor="accent1" w:val="2563EB"/>
       <w:sz w:val="24"/>
       <w:szCs w:val="24"/>
     </w:rPr>
@@ -3682,7 +3682,7 @@
     <w:rPr>
       <w:rFonts w:asciiTheme="majorHAnsi" w:cstheme="majorBidi" w:eastAsiaTheme="majorEastAsia" w:hAnsiTheme="majorHAnsi"/>
       <w:iCs/>
-      <w:color w:themeColor="accent1" w:val="4F81BD"/>
+      <w:color w:themeColor="accent1" w:val="2563EB"/>
       <w:sz w:val="24"/>
       <w:szCs w:val="24"/>
     </w:rPr>
@@ -3702,7 +3702,7 @@
     </w:pPr>
     <w:rPr>
       <w:rFonts w:asciiTheme="majorHAnsi" w:cstheme="majorBidi" w:eastAsiaTheme="majorEastAsia" w:hAnsiTheme="majorHAnsi"/>
-      <w:color w:themeColor="accent1" w:val="4F81BD"/>
+      <w:color w:themeColor="accent1" w:val="2563EB"/>
       <w:sz w:val="24"/>
       <w:szCs w:val="24"/>
     </w:rPr>
@@ -3722,7 +3722,7 @@
     </w:pPr>
     <w:rPr>
       <w:rFonts w:asciiTheme="majorHAnsi" w:cstheme="majorBidi" w:eastAsiaTheme="majorEastAsia" w:hAnsiTheme="majorHAnsi"/>
-      <w:color w:themeColor="accent1" w:val="4F81BD"/>
+      <w:color w:themeColor="accent1" w:val="2563EB"/>
       <w:sz w:val="24"/>
       <w:szCs w:val="24"/>
     </w:rPr>
@@ -3742,7 +3742,7 @@
     </w:pPr>
     <w:rPr>
       <w:rFonts w:asciiTheme="majorHAnsi" w:cstheme="majorBidi" w:eastAsiaTheme="majorEastAsia" w:hAnsiTheme="majorHAnsi"/>
-      <w:color w:themeColor="accent1" w:val="4F81BD"/>
+      <w:color w:themeColor="accent1" w:val="2563EB"/>
       <w:sz w:val="24"/>
       <w:szCs w:val="24"/>
     </w:rPr>
@@ -3762,7 +3762,7 @@
     </w:pPr>
     <w:rPr>
       <w:rFonts w:asciiTheme="majorHAnsi" w:cstheme="majorBidi" w:eastAsiaTheme="majorEastAsia" w:hAnsiTheme="majorHAnsi"/>
-      <w:color w:themeColor="accent1" w:val="4F81BD"/>
+      <w:color w:themeColor="accent1" w:val="2563EB"/>
       <w:sz w:val="24"/>
       <w:szCs w:val="24"/>
     </w:rPr>
@@ -3901,7 +3901,7 @@
     <w:name w:val="Hyperlink"/>
     <w:basedOn w:val="BodyTextChar"/>
     <w:rPr>
-      <w:color w:themeColor="accent1" w:val="4F81BD"/>
+      <w:color w:themeColor="accent1" w:val="2563EB"/>
     </w:rPr>
   </w:style>
   <w:style w:styleId="TOCHeading" w:type="paragraph">
@@ -3919,7 +3919,7 @@
       <w:rFonts w:asciiTheme="majorHAnsi" w:cstheme="majorBidi" w:eastAsiaTheme="majorEastAsia" w:hAnsiTheme="majorHAnsi"/>
       <w:b w:val="0"/>
       <w:bCs w:val="0"/>
-      <w:color w:themeColor="accent1" w:themeShade="BF" w:val="365F91"/>
+      <w:color w:themeColor="accent1" w:themeShade="BF" w:val="1D4ED8"/>
     </w:rPr>
   </w:style>
   <w:style w:type="paragraph" w:customStyle="1" w:styleId="SourceCode">

--- a/docs/SIGE_UCAO_Complements_Memoire.docx
+++ b/docs/SIGE_UCAO_Complements_Memoire.docx
@@ -2704,7 +2704,7 @@
       <w:r>
         <w:drawing>
           <wp:inline>
-            <wp:extent cx="5334000" cy="12733617"/>
+            <wp:extent cx="5753100" cy="13734116"/>
             <wp:effectExtent b="0" l="0" r="0" t="0"/>
             <wp:docPr descr="Figure A.1 : Principaux cas d’utilisation par acteur (modules ajoutés inclus)" title="" id="1" name="Picture"/>
             <a:graphic>
@@ -2725,7 +2725,7 @@
                   <pic:spPr bwMode="auto">
                     <a:xfrm>
                       <a:off x="0" y="0"/>
-                      <a:ext cx="5334000" cy="12733617"/>
+                      <a:ext cx="5753100" cy="13734116"/>
                     </a:xfrm>
                     <a:prstGeom prst="rect">
                       <a:avLst/>
@@ -2839,7 +2839,7 @@
       <w:r>
         <w:drawing>
           <wp:inline>
-            <wp:extent cx="5334000" cy="1108982"/>
+            <wp:extent cx="5753100" cy="1196116"/>
             <wp:effectExtent b="0" l="0" r="0" t="0"/>
             <wp:docPr descr="Figure A.2 : Diagramme de classes actualisé du SIGE UCAO" title="" id="1" name="Picture"/>
             <a:graphic>
@@ -2860,7 +2860,7 @@
                   <pic:spPr bwMode="auto">
                     <a:xfrm>
                       <a:off x="0" y="0"/>
-                      <a:ext cx="5334000" cy="1108982"/>
+                      <a:ext cx="5753100" cy="1196116"/>
                     </a:xfrm>
                     <a:prstGeom prst="rect">
                       <a:avLst/>
@@ -2904,7 +2904,7 @@
       <w:r>
         <w:drawing>
           <wp:inline>
-            <wp:extent cx="5334000" cy="2524125"/>
+            <wp:extent cx="5399999" cy="2555357"/>
             <wp:effectExtent b="0" l="0" r="0" t="0"/>
             <wp:docPr descr="Figure A.3 : Séquence « dépôt d’une copie → correction → publication de la note pondérée »" title="" id="1" name="Picture"/>
             <a:graphic>
@@ -2925,7 +2925,7 @@
                   <pic:spPr bwMode="auto">
                     <a:xfrm>
                       <a:off x="0" y="0"/>
-                      <a:ext cx="5334000" cy="2524125"/>
+                      <a:ext cx="5399999" cy="2555357"/>
                     </a:xfrm>
                     <a:prstGeom prst="rect">
                       <a:avLst/>
@@ -3264,7 +3264,12 @@
       </w:r>
     </w:p>
     <w:bookmarkEnd w:id="30"/>
-    <w:sectPr/>
+    <w:sectPr>
+      <w:headerReference r:id="rId9" w:type="default"/>
+      <w:footerReference r:id="rId10" w:type="default"/>
+      <w:pgSz w:h="16838" w:w="11906"/>
+      <w:pgMar w:bottom="1417" w:footer="708" w:gutter="0" w:header="708" w:left="1417" w:right="1417" w:top="1417"/>
+    </w:sectPr>
   </w:body>
 </w:document>
 </file>
@@ -3273,6 +3278,36 @@
 <w:comments xmlns:w="http://schemas.openxmlformats.org/wordprocessingml/2006/main" xmlns:m="http://schemas.openxmlformats.org/officeDocument/2006/math" xmlns:r="http://schemas.openxmlformats.org/officeDocument/2006/relationships" xmlns:o="urn:schemas-microsoft-com:office:office" xmlns:v="urn:schemas-microsoft-com:vml" xmlns:w10="urn:schemas-microsoft-com:office:word" xmlns:a="http://schemas.openxmlformats.org/drawingml/2006/main" xmlns:pic="http://schemas.openxmlformats.org/drawingml/2006/picture" xmlns:wp="http://schemas.openxmlformats.org/drawingml/2006/wordprocessingDrawing"/>
 </file>
 
+<file path=word/footer1.xml><?xml version="1.0" encoding="utf-8"?>
+<w:ftr xmlns:w="http://schemas.openxmlformats.org/wordprocessingml/2006/main" xmlns:r="http://schemas.openxmlformats.org/officeDocument/2006/relationships">
+  <w:p>
+    <w:pPr>
+      <w:jc w:val="center"/>
+      <w:rPr>
+        <w:sz w:val="16"/>
+        <w:color w:val="666666"/>
+      </w:rPr>
+    </w:pPr>
+    <w:r>
+      <w:rPr>
+        <w:sz w:val="16"/>
+        <w:color w:val="666666"/>
+      </w:rPr>
+      <w:t xml:space="preserve">Becaye Sane &amp; Nahoume Diouf — Page </w:t>
+    </w:r>
+    <w:r>
+      <w:fldChar w:fldCharType="begin"/>
+    </w:r>
+    <w:r>
+      <w:instrText xml:space="preserve"> PAGE </w:instrText>
+    </w:r>
+    <w:r>
+      <w:fldChar w:fldCharType="end"/>
+    </w:r>
+  </w:p>
+</w:ftr>
+</file>
+
 <file path=word/footnotes.xml><?xml version="1.0" encoding="utf-8"?>
 <w:footnotes xmlns:w="http://schemas.openxmlformats.org/wordprocessingml/2006/main" xmlns:m="http://schemas.openxmlformats.org/officeDocument/2006/math" xmlns:r="http://schemas.openxmlformats.org/officeDocument/2006/relationships" xmlns:o="urn:schemas-microsoft-com:office:office" xmlns:v="urn:schemas-microsoft-com:vml" xmlns:w10="urn:schemas-microsoft-com:office:word" xmlns:a="http://schemas.openxmlformats.org/drawingml/2006/main" xmlns:pic="http://schemas.openxmlformats.org/drawingml/2006/picture" xmlns:wp="http://schemas.openxmlformats.org/drawingml/2006/wordprocessingDrawing">
   <w:footnote w:type="continuationSeparator" w:id="0">
@@ -3290,6 +3325,29 @@
     </w:p>
   </w:footnote>
 </w:footnotes>
+</file>
+
+<file path=word/header1.xml><?xml version="1.0" encoding="utf-8"?>
+<w:hdr xmlns:w="http://schemas.openxmlformats.org/wordprocessingml/2006/main">
+  <w:p>
+    <w:pPr>
+      <w:jc w:val="center"/>
+      <w:rPr>
+        <w:i/>
+        <w:sz w:val="16"/>
+        <w:color w:val="666666"/>
+      </w:rPr>
+    </w:pPr>
+    <w:r>
+      <w:rPr>
+        <w:i/>
+        <w:sz w:val="16"/>
+        <w:color w:val="666666"/>
+      </w:rPr>
+      <w:t>L'e-gouvernance et la digitalisation des services administratifs — UCAO Saint Michel</w:t>
+    </w:r>
+  </w:p>
+</w:hdr>
 </file>
 
 <file path=word/numbering.xml><?xml version="1.0" encoding="utf-8"?>
@@ -3468,7 +3526,8 @@
     </w:rPrDefault>
     <w:pPrDefault>
       <w:pPr>
-        <w:spacing w:after="200"/>
+        <w:spacing w:after="160" w:line="360" w:lineRule="auto"/>
+        <w:jc w:val="both"/>
       </w:pPr>
     </w:pPrDefault>
   </w:docDefaults>
@@ -4197,7 +4256,7 @@
     </a:clrScheme>
     <a:fontScheme name="Office">
       <a:majorFont>
-        <a:latin typeface="Calibri"/>
+        <a:latin typeface="Times New Roman"/>
         <a:ea typeface=""/>
         <a:cs typeface=""/>
         <a:font script="Jpan" typeface="ＭＳ ゴシック"/>
@@ -4231,7 +4290,7 @@
         <a:font script="Uigh" typeface="Microsoft Uighur"/>
       </a:majorFont>
       <a:minorFont>
-        <a:latin typeface="Cambria"/>
+        <a:latin typeface="Times New Roman"/>
         <a:ea typeface=""/>
         <a:cs typeface=""/>
         <a:font script="Jpan" typeface="ＭＳ 明朝"/>
